--- a/大三上学期/计算与复杂度/lab/lab4/lab4.docx
+++ b/大三上学期/计算与复杂度/lab/lab4/lab4.docx
@@ -1726,8 +1726,8 @@
         </w:rPr>
         <w:drawing>
           <wp:inline distT="0" distB="0" distL="114300" distR="114300">
-            <wp:extent cx="5272405" cy="963930"/>
-            <wp:effectExtent l="0" t="0" r="4445" b="7620"/>
+            <wp:extent cx="6258560" cy="1144270"/>
+            <wp:effectExtent l="0" t="0" r="8890" b="17780"/>
             <wp:docPr id="15" name="图片 15" descr="266036f9-192f-4395-a0ca-c580a770bfa9"/>
             <wp:cNvGraphicFramePr>
               <a:graphicFrameLocks xmlns:a="http://schemas.openxmlformats.org/drawingml/2006/main" noChangeAspect="1"/>
@@ -1750,7 +1750,7 @@
                   <pic:spPr>
                     <a:xfrm>
                       <a:off x="0" y="0"/>
-                      <a:ext cx="5272405" cy="963930"/>
+                      <a:ext cx="6258560" cy="1144270"/>
                     </a:xfrm>
                     <a:prstGeom prst="rect">
                       <a:avLst/>
@@ -1795,6 +1795,7 @@
       </w:r>
     </w:p>
     <w:p>
+      <w:bookmarkStart w:id="0" w:name="_GoBack"/>
       <w:r>
         <w:drawing>
           <wp:inline distT="0" distB="0" distL="114300" distR="114300">
@@ -1839,6 +1840,7 @@
         </w:drawing>
       </w:r>
     </w:p>
+    <w:bookmarkEnd w:id="0"/>
     <w:p>
       <w:pPr>
         <w:rPr>
@@ -1983,8 +1985,6 @@
           </wp:inline>
         </w:drawing>
       </w:r>
-      <w:bookmarkStart w:id="0" w:name="_GoBack"/>
-      <w:bookmarkEnd w:id="0"/>
     </w:p>
     <w:sectPr>
       <w:pgSz w:w="11906" w:h="16838"/>

--- a/大三上学期/计算与复杂度/lab/lab4/lab4.docx
+++ b/大三上学期/计算与复杂度/lab/lab4/lab4.docx
@@ -1770,6 +1770,57 @@
         <w:widowControl/>
         <w:suppressLineNumbers w:val="0"/>
         <w:jc w:val="left"/>
+        <w:rPr>
+          <w:rFonts w:hint="default" w:ascii="Times New Roman" w:hAnsi="Times New Roman" w:eastAsia="宋体" w:cs="Times New Roman"/>
+          <w:color w:val="000000"/>
+          <w:kern w:val="0"/>
+          <w:sz w:val="24"/>
+          <w:szCs w:val="24"/>
+          <w:lang w:val="en-US" w:eastAsia="zh-CN" w:bidi="ar"/>
+        </w:rPr>
+      </w:pPr>
+    </w:p>
+    <w:p>
+      <w:pPr>
+        <w:keepNext w:val="0"/>
+        <w:keepLines w:val="0"/>
+        <w:widowControl/>
+        <w:suppressLineNumbers w:val="0"/>
+        <w:jc w:val="left"/>
+        <w:rPr>
+          <w:rFonts w:hint="default" w:ascii="Times New Roman" w:hAnsi="Times New Roman" w:eastAsia="宋体" w:cs="Times New Roman"/>
+          <w:color w:val="000000"/>
+          <w:kern w:val="0"/>
+          <w:sz w:val="24"/>
+          <w:szCs w:val="24"/>
+          <w:lang w:val="en-US" w:eastAsia="zh-CN" w:bidi="ar"/>
+        </w:rPr>
+      </w:pPr>
+    </w:p>
+    <w:p>
+      <w:pPr>
+        <w:keepNext w:val="0"/>
+        <w:keepLines w:val="0"/>
+        <w:widowControl/>
+        <w:suppressLineNumbers w:val="0"/>
+        <w:jc w:val="left"/>
+        <w:rPr>
+          <w:rFonts w:hint="default" w:ascii="Times New Roman" w:hAnsi="Times New Roman" w:eastAsia="宋体" w:cs="Times New Roman"/>
+          <w:color w:val="000000"/>
+          <w:kern w:val="0"/>
+          <w:sz w:val="24"/>
+          <w:szCs w:val="24"/>
+          <w:lang w:val="en-US" w:eastAsia="zh-CN" w:bidi="ar"/>
+        </w:rPr>
+      </w:pPr>
+    </w:p>
+    <w:p>
+      <w:pPr>
+        <w:keepNext w:val="0"/>
+        <w:keepLines w:val="0"/>
+        <w:widowControl/>
+        <w:suppressLineNumbers w:val="0"/>
+        <w:jc w:val="left"/>
       </w:pPr>
       <w:r>
         <w:rPr>
@@ -1795,7 +1846,6 @@
       </w:r>
     </w:p>
     <w:p>
-      <w:bookmarkStart w:id="0" w:name="_GoBack"/>
       <w:r>
         <w:drawing>
           <wp:inline distT="0" distB="0" distL="114300" distR="114300">
@@ -1840,7 +1890,6 @@
         </w:drawing>
       </w:r>
     </w:p>
-    <w:bookmarkEnd w:id="0"/>
     <w:p>
       <w:pPr>
         <w:rPr>
@@ -1848,6 +1897,7 @@
           <w:lang w:eastAsia="zh-CN"/>
         </w:rPr>
       </w:pPr>
+      <w:bookmarkStart w:id="0" w:name="_GoBack"/>
       <w:r>
         <w:rPr>
           <w:rFonts w:hint="eastAsia" w:eastAsiaTheme="minorEastAsia"/>
@@ -1891,6 +1941,7 @@
           </wp:inline>
         </w:drawing>
       </w:r>
+      <w:bookmarkEnd w:id="0"/>
     </w:p>
     <w:p>
       <w:pPr>
@@ -2072,7 +2123,7 @@
     <w:lsdException w:qFormat="1" w:unhideWhenUsed="0" w:uiPriority="0" w:semiHidden="0" w:name="Title"/>
     <w:lsdException w:unhideWhenUsed="0" w:uiPriority="0" w:semiHidden="0" w:name="Closing"/>
     <w:lsdException w:unhideWhenUsed="0" w:uiPriority="0" w:semiHidden="0" w:name="Signature"/>
-    <w:lsdException w:unhideWhenUsed="0" w:uiPriority="0" w:name="Default Paragraph Font"/>
+    <w:lsdException w:qFormat="1" w:unhideWhenUsed="0" w:uiPriority="0" w:name="Default Paragraph Font"/>
     <w:lsdException w:unhideWhenUsed="0" w:uiPriority="0" w:semiHidden="0" w:name="Body Text"/>
     <w:lsdException w:unhideWhenUsed="0" w:uiPriority="0" w:semiHidden="0" w:name="Body Text Indent"/>
     <w:lsdException w:unhideWhenUsed="0" w:uiPriority="0" w:semiHidden="0" w:name="List Continue"/>
@@ -2275,6 +2326,7 @@
   <w:style w:type="character" w:default="1" w:styleId="3">
     <w:name w:val="Default Paragraph Font"/>
     <w:semiHidden/>
+    <w:qFormat/>
     <w:uiPriority w:val="0"/>
   </w:style>
   <w:style w:type="table" w:default="1" w:styleId="2">

--- a/大三上学期/计算与复杂度/lab/lab4/lab4.docx
+++ b/大三上学期/计算与复杂度/lab/lab4/lab4.docx
@@ -1715,52 +1715,122 @@
     <w:p>
       <w:pPr>
         <w:rPr>
-          <w:rFonts w:hint="default"/>
+          <w:rFonts w:hint="eastAsia" w:ascii="微软雅黑" w:hAnsi="微软雅黑" w:eastAsia="微软雅黑" w:cs="微软雅黑"/>
           <w:lang w:val="en-US" w:eastAsia="zh-CN"/>
         </w:rPr>
       </w:pPr>
-      <w:r>
-        <w:rPr>
-          <w:rFonts w:hint="default"/>
-          <w:lang w:val="en-US" w:eastAsia="zh-CN"/>
-        </w:rPr>
-        <w:drawing>
-          <wp:inline distT="0" distB="0" distL="114300" distR="114300">
-            <wp:extent cx="6258560" cy="1144270"/>
-            <wp:effectExtent l="0" t="0" r="8890" b="17780"/>
-            <wp:docPr id="15" name="图片 15" descr="266036f9-192f-4395-a0ca-c580a770bfa9"/>
-            <wp:cNvGraphicFramePr>
-              <a:graphicFrameLocks xmlns:a="http://schemas.openxmlformats.org/drawingml/2006/main" noChangeAspect="1"/>
-            </wp:cNvGraphicFramePr>
-            <a:graphic xmlns:a="http://schemas.openxmlformats.org/drawingml/2006/main">
-              <a:graphicData uri="http://schemas.openxmlformats.org/drawingml/2006/picture">
-                <pic:pic xmlns:pic="http://schemas.openxmlformats.org/drawingml/2006/picture">
-                  <pic:nvPicPr>
-                    <pic:cNvPr id="15" name="图片 15" descr="266036f9-192f-4395-a0ca-c580a770bfa9"/>
-                    <pic:cNvPicPr>
-                      <a:picLocks noChangeAspect="1"/>
-                    </pic:cNvPicPr>
-                  </pic:nvPicPr>
-                  <pic:blipFill>
-                    <a:blip r:embed="rId17"/>
-                    <a:stretch>
-                      <a:fillRect/>
-                    </a:stretch>
-                  </pic:blipFill>
-                  <pic:spPr>
-                    <a:xfrm>
-                      <a:off x="0" y="0"/>
-                      <a:ext cx="6258560" cy="1144270"/>
-                    </a:xfrm>
-                    <a:prstGeom prst="rect">
-                      <a:avLst/>
-                    </a:prstGeom>
-                  </pic:spPr>
-                </pic:pic>
-              </a:graphicData>
-            </a:graphic>
-          </wp:inline>
-        </w:drawing>
+      <w:bookmarkStart w:id="0" w:name="_GoBack"/>
+      <w:bookmarkEnd w:id="0"/>
+      <w:r>
+        <w:rPr>
+          <w:rFonts w:hint="eastAsia" w:ascii="微软雅黑" w:hAnsi="微软雅黑" w:eastAsia="微软雅黑" w:cs="微软雅黑"/>
+          <w:i w:val="0"/>
+          <w:iCs w:val="0"/>
+          <w:caps w:val="0"/>
+          <w:color w:val="000000"/>
+          <w:spacing w:val="0"/>
+          <w:sz w:val="21"/>
+          <w:szCs w:val="21"/>
+          <w:u w:val="none"/>
+          <w:shd w:val="clear" w:fill="FFFFFF"/>
+        </w:rPr>
+        <w:t>算法 = 在所有输入上都会停机的图灵机，任何可有效计算的过程或算法都可以由图灵</w:t>
+      </w:r>
+      <w:r>
+        <w:rPr>
+          <w:rFonts w:hint="eastAsia" w:ascii="微软雅黑" w:hAnsi="微软雅黑" w:eastAsia="微软雅黑" w:cs="微软雅黑"/>
+          <w:b/>
+          <w:bCs/>
+          <w:i w:val="0"/>
+          <w:iCs w:val="0"/>
+          <w:caps w:val="0"/>
+          <w:color w:val="000000"/>
+          <w:spacing w:val="0"/>
+          <w:sz w:val="21"/>
+          <w:szCs w:val="21"/>
+          <w:u w:val="none"/>
+          <w:shd w:val="clear" w:fill="FFFFFF"/>
+        </w:rPr>
+        <w:br w:type="textWrapping"/>
+      </w:r>
+      <w:r>
+        <w:rPr>
+          <w:rFonts w:hint="eastAsia" w:ascii="微软雅黑" w:hAnsi="微软雅黑" w:eastAsia="微软雅黑" w:cs="微软雅黑"/>
+          <w:i w:val="0"/>
+          <w:iCs w:val="0"/>
+          <w:caps w:val="0"/>
+          <w:color w:val="000000"/>
+          <w:spacing w:val="0"/>
+          <w:sz w:val="21"/>
+          <w:szCs w:val="21"/>
+          <w:u w:val="none"/>
+          <w:shd w:val="clear" w:fill="FFFFFF"/>
+        </w:rPr>
+        <w:t>机完成。An algorithm is a Turing machine that halts on all inputs. Any</w:t>
+      </w:r>
+      <w:r>
+        <w:rPr>
+          <w:rFonts w:hint="eastAsia" w:ascii="微软雅黑" w:hAnsi="微软雅黑" w:eastAsia="微软雅黑" w:cs="微软雅黑"/>
+          <w:b/>
+          <w:bCs/>
+          <w:i w:val="0"/>
+          <w:iCs w:val="0"/>
+          <w:caps w:val="0"/>
+          <w:color w:val="000000"/>
+          <w:spacing w:val="0"/>
+          <w:sz w:val="21"/>
+          <w:szCs w:val="21"/>
+          <w:u w:val="none"/>
+          <w:shd w:val="clear" w:fill="FFFFFF"/>
+        </w:rPr>
+        <w:br w:type="textWrapping"/>
+      </w:r>
+      <w:r>
+        <w:rPr>
+          <w:rFonts w:hint="eastAsia" w:ascii="微软雅黑" w:hAnsi="微软雅黑" w:eastAsia="微软雅黑" w:cs="微软雅黑"/>
+          <w:i w:val="0"/>
+          <w:iCs w:val="0"/>
+          <w:caps w:val="0"/>
+          <w:color w:val="000000"/>
+          <w:spacing w:val="0"/>
+          <w:sz w:val="21"/>
+          <w:szCs w:val="21"/>
+          <w:u w:val="none"/>
+          <w:shd w:val="clear" w:fill="FFFFFF"/>
+        </w:rPr>
+        <w:t>effectively calculable process or algorithm can be carried out by a Turing</w:t>
+      </w:r>
+      <w:r>
+        <w:rPr>
+          <w:rFonts w:hint="eastAsia" w:ascii="微软雅黑" w:hAnsi="微软雅黑" w:eastAsia="微软雅黑" w:cs="微软雅黑"/>
+          <w:b/>
+          <w:bCs/>
+          <w:i w:val="0"/>
+          <w:iCs w:val="0"/>
+          <w:caps w:val="0"/>
+          <w:color w:val="000000"/>
+          <w:spacing w:val="0"/>
+          <w:sz w:val="21"/>
+          <w:szCs w:val="21"/>
+          <w:u w:val="none"/>
+          <w:shd w:val="clear" w:fill="FFFFFF"/>
+        </w:rPr>
+        <w:br w:type="textWrapping"/>
+      </w:r>
+      <w:r>
+        <w:rPr>
+          <w:rFonts w:hint="eastAsia" w:ascii="微软雅黑" w:hAnsi="微软雅黑" w:eastAsia="微软雅黑" w:cs="微软雅黑"/>
+          <w:i w:val="0"/>
+          <w:iCs w:val="0"/>
+          <w:caps w:val="0"/>
+          <w:color w:val="000000"/>
+          <w:spacing w:val="0"/>
+          <w:sz w:val="21"/>
+          <w:szCs w:val="21"/>
+          <w:u w:val="none"/>
+          <w:shd w:val="clear" w:fill="FFFFFF"/>
+        </w:rPr>
+        <w:t>machine.</w:t>
       </w:r>
     </w:p>
     <w:p>
@@ -1865,7 +1935,7 @@
                     </pic:cNvPicPr>
                   </pic:nvPicPr>
                   <pic:blipFill>
-                    <a:blip r:embed="rId18"/>
+                    <a:blip r:embed="rId17"/>
                     <a:stretch>
                       <a:fillRect/>
                     </a:stretch>
@@ -1897,7 +1967,6 @@
           <w:lang w:eastAsia="zh-CN"/>
         </w:rPr>
       </w:pPr>
-      <w:bookmarkStart w:id="0" w:name="_GoBack"/>
       <w:r>
         <w:rPr>
           <w:rFonts w:hint="eastAsia" w:eastAsiaTheme="minorEastAsia"/>
@@ -1921,7 +1990,7 @@
                     </pic:cNvPicPr>
                   </pic:nvPicPr>
                   <pic:blipFill>
-                    <a:blip r:embed="rId19"/>
+                    <a:blip r:embed="rId18"/>
                     <a:stretch>
                       <a:fillRect/>
                     </a:stretch>
@@ -1941,7 +2010,6 @@
           </wp:inline>
         </w:drawing>
       </w:r>
-      <w:bookmarkEnd w:id="0"/>
     </w:p>
     <w:p>
       <w:pPr>
@@ -1973,7 +2041,7 @@
                     </pic:cNvPicPr>
                   </pic:nvPicPr>
                   <pic:blipFill>
-                    <a:blip r:embed="rId20"/>
+                    <a:blip r:embed="rId19"/>
                     <a:stretch>
                       <a:fillRect/>
                     </a:stretch>
@@ -2016,7 +2084,7 @@
                     </pic:cNvPicPr>
                   </pic:nvPicPr>
                   <pic:blipFill>
-                    <a:blip r:embed="rId21"/>
+                    <a:blip r:embed="rId20"/>
                     <a:stretch>
                       <a:fillRect/>
                     </a:stretch>
